--- a/docs/entrega/3_Manual_Usuario.docx
+++ b/docs/entrega/3_Manual_Usuario.docx
@@ -4,91 +4,48 @@
   <w:body>
     <w:p>
       <w:pPr>
-        <w:spacing w:after="400" w:line="240" w:lineRule="auto"/>
+        <w:spacing w:line="240" w:lineRule="auto"/>
       </w:pPr>
     </w:p>
     <w:p>
       <w:pPr>
+        <w:spacing w:after="40"/>
         <w:jc w:val="center"/>
       </w:pPr>
       <w:r>
         <w:rPr>
           <w:b/>
-          <w:color w:val="1E3A8A"/>
-          <w:sz w:val="28"/>
+          <w:color w:val="000000"/>
+          <w:sz w:val="36"/>
         </w:rPr>
         <w:t>UNIVERSIDAD NACIONAL JOSÉ MARÍA ARGUEDAS</w:t>
       </w:r>
     </w:p>
     <w:p>
       <w:pPr>
+        <w:spacing w:after="0"/>
         <w:jc w:val="center"/>
       </w:pPr>
       <w:r>
         <w:rPr>
-          <w:sz w:val="22"/>
+          <w:color w:val="000000"/>
+          <w:sz w:val="26"/>
         </w:rPr>
-        <w:t>Facultad de Ingeniería · Escuela Profesional de Ingeniería de Sistemas</w:t>
+        <w:t>Facultad de Ingeniería</w:t>
       </w:r>
     </w:p>
     <w:p>
       <w:pPr>
+        <w:spacing w:after="160"/>
         <w:jc w:val="center"/>
       </w:pPr>
       <w:r>
         <w:rPr>
-          <w:sz w:val="22"/>
-        </w:rPr>
-        <w:t>Computación Gráfica (IIAD65) · Semestre 2026-II</w:t>
-      </w:r>
-    </w:p>
-    <w:p>
-      <w:pPr>
-        <w:spacing w:after="600" w:line="240" w:lineRule="auto"/>
-      </w:pPr>
-    </w:p>
-    <w:p>
-      <w:pPr>
-        <w:jc w:val="center"/>
-      </w:pPr>
-      <w:r>
-        <w:rPr>
-          <w:b/>
-          <w:color w:val="4B5563"/>
-          <w:sz w:val="28"/>
-        </w:rPr>
-        <w:t>MANUAL DE USUARIO</w:t>
-      </w:r>
-    </w:p>
-    <w:p>
-      <w:pPr>
-        <w:jc w:val="center"/>
-      </w:pPr>
-      <w:r>
-        <w:rPr>
-          <w:b/>
-          <w:color w:val="1E3A8A"/>
-          <w:sz w:val="60"/>
-        </w:rPr>
-        <w:t>GeoMatriz 2D</w:t>
-      </w:r>
-    </w:p>
-    <w:p>
-      <w:pPr>
-        <w:jc w:val="center"/>
-      </w:pPr>
-      <w:r>
-        <w:rPr>
-          <w:i/>
+          <w:color w:val="000000"/>
           <w:sz w:val="26"/>
         </w:rPr>
-        <w:t>Laboratorio interactivo de geometría 2D con matrices visibles</w:t>
-      </w:r>
-    </w:p>
-    <w:p>
-      <w:pPr>
-        <w:spacing w:after="320" w:line="240" w:lineRule="auto"/>
-      </w:pPr>
+        <w:t>Escuela Profesional de Ingeniería de Sistemas</w:t>
+      </w:r>
     </w:p>
     <w:p>
       <w:pPr>
@@ -99,8 +56,8 @@
           <w:noProof/>
         </w:rPr>
         <w:drawing>
-          <wp:inline distT="0" distB="0" distL="0" distR="0" wp14:anchorId="44F5C3C8" wp14:editId="23649903">
-            <wp:extent cx="4680000" cy="2925000"/>
+          <wp:inline distT="0" distB="0" distL="0" distR="0" wp14:anchorId="70069758" wp14:editId="47E9082C">
+            <wp:extent cx="1872000" cy="2186496"/>
             <wp:effectExtent l="0" t="0" r="0" b="0"/>
             <wp:docPr id="1" name="Picture 1"/>
             <wp:cNvGraphicFramePr>
@@ -110,7 +67,7 @@
               <a:graphicData uri="http://schemas.openxmlformats.org/drawingml/2006/picture">
                 <pic:pic xmlns:pic="http://schemas.openxmlformats.org/drawingml/2006/picture">
                   <pic:nvPicPr>
-                    <pic:cNvPr id="0" name="01_interfaz_general.png"/>
+                    <pic:cNvPr id="0" name="logo_unajma.png"/>
                     <pic:cNvPicPr/>
                   </pic:nvPicPr>
                   <pic:blipFill>
@@ -122,7 +79,7 @@
                   <pic:spPr>
                     <a:xfrm>
                       <a:off x="0" y="0"/>
-                      <a:ext cx="4680000" cy="2925000"/>
+                      <a:ext cx="1872000" cy="2186496"/>
                     </a:xfrm>
                     <a:prstGeom prst="rect">
                       <a:avLst/>
@@ -137,41 +94,155 @@
     </w:p>
     <w:p>
       <w:pPr>
-        <w:spacing w:after="320" w:line="240" w:lineRule="auto"/>
+        <w:spacing w:after="80" w:line="240" w:lineRule="auto"/>
       </w:pPr>
     </w:p>
     <w:p>
       <w:pPr>
+        <w:spacing w:after="240"/>
         <w:jc w:val="center"/>
       </w:pPr>
       <w:r>
         <w:rPr>
-          <w:sz w:val="21"/>
+          <w:color w:val="000000"/>
         </w:rPr>
-        <w:t>Grupo 3 · Oscco Zarabia Rider Gilmar · Vargas Alhuay Hernan · Chilingano Lazo Albert</w:t>
+        <w:t>Asignatura: Computación Gráfica (IIAD65) · Semestre 2026-II</w:t>
       </w:r>
     </w:p>
     <w:p>
       <w:pPr>
+        <w:spacing w:after="40"/>
         <w:jc w:val="center"/>
       </w:pPr>
       <w:r>
         <w:rPr>
-          <w:sz w:val="21"/>
+          <w:b/>
+          <w:color w:val="000000"/>
+          <w:sz w:val="26"/>
         </w:rPr>
-        <w:t>Docente: Mtro. Jhamer Anderson Rojas Silva</w:t>
+        <w:t>MANUAL DE USUARIO</w:t>
       </w:r>
     </w:p>
     <w:p>
       <w:pPr>
+        <w:spacing w:after="240"/>
         <w:jc w:val="center"/>
       </w:pPr>
       <w:r>
         <w:rPr>
           <w:b/>
-          <w:sz w:val="21"/>
+          <w:color w:val="000000"/>
+          <w:sz w:val="30"/>
         </w:rPr>
-        <w:t>Andahuaylas, Perú · octubre de 2026</w:t>
+        <w:t>GEOMATRIZ 2D: LABORATORIO INTERACTIVO DE GEOMETRÍA 2D CON MATRICES VISIBLES</w:t>
+      </w:r>
+    </w:p>
+    <w:p>
+      <w:pPr>
+        <w:spacing w:after="40"/>
+        <w:jc w:val="center"/>
+      </w:pPr>
+      <w:r>
+        <w:rPr>
+          <w:b/>
+          <w:color w:val="000000"/>
+        </w:rPr>
+        <w:t>Grupo N.º: 3</w:t>
+      </w:r>
+    </w:p>
+    <w:p>
+      <w:pPr>
+        <w:spacing w:after="0"/>
+        <w:jc w:val="center"/>
+      </w:pPr>
+      <w:r>
+        <w:rPr>
+          <w:b/>
+          <w:color w:val="000000"/>
+        </w:rPr>
+        <w:t>Integrantes (rol):</w:t>
+      </w:r>
+    </w:p>
+    <w:p>
+      <w:pPr>
+        <w:spacing w:after="0"/>
+        <w:jc w:val="center"/>
+      </w:pPr>
+      <w:r>
+        <w:rPr>
+          <w:color w:val="000000"/>
+          <w:sz w:val="22"/>
+        </w:rPr>
+        <w:t>1. Oscco Zarabia Rider Gilmar (Coordinación, renderizado y plano cartesiano, repositorio e informe)</w:t>
+      </w:r>
+    </w:p>
+    <w:p>
+      <w:pPr>
+        <w:spacing w:after="0"/>
+        <w:jc w:val="center"/>
+      </w:pPr>
+      <w:r>
+        <w:rPr>
+          <w:color w:val="000000"/>
+          <w:sz w:val="22"/>
+        </w:rPr>
+        <w:t>2. Vargas Alhuay Hernan (Núcleo matemático (matrices y composición) y pruebas)</w:t>
+      </w:r>
+    </w:p>
+    <w:p>
+      <w:pPr>
+        <w:spacing w:after="0"/>
+        <w:jc w:val="center"/>
+      </w:pPr>
+      <w:r>
+        <w:rPr>
+          <w:color w:val="000000"/>
+          <w:sz w:val="22"/>
+        </w:rPr>
+        <w:t>3. Chilingano Lazo Albert (Interfaz, validación, explicaciones, manual de usuario y video)</w:t>
+      </w:r>
+    </w:p>
+    <w:p>
+      <w:pPr>
+        <w:spacing w:after="80" w:line="240" w:lineRule="auto"/>
+      </w:pPr>
+    </w:p>
+    <w:p>
+      <w:pPr>
+        <w:spacing w:after="0"/>
+        <w:jc w:val="center"/>
+      </w:pPr>
+      <w:r>
+        <w:rPr>
+          <w:b/>
+          <w:color w:val="000000"/>
+        </w:rPr>
+        <w:t>Docente:</w:t>
+      </w:r>
+    </w:p>
+    <w:p>
+      <w:pPr>
+        <w:spacing w:after="280"/>
+        <w:jc w:val="center"/>
+      </w:pPr>
+      <w:r>
+        <w:rPr>
+          <w:color w:val="000000"/>
+        </w:rPr>
+        <w:t>Mtro. Jhamer Anderson Rojas Silva</w:t>
+      </w:r>
+    </w:p>
+    <w:p>
+      <w:pPr>
+        <w:spacing w:after="0"/>
+        <w:jc w:val="center"/>
+      </w:pPr>
+      <w:r>
+        <w:rPr>
+          <w:b/>
+          <w:color w:val="000000"/>
+        </w:rPr>
+        <w:t>Andahuaylas, Perú, octubre de 2026</w:t>
       </w:r>
     </w:p>
     <w:p>
@@ -197,7 +268,7 @@
           <w:tab w:val="right" w:leader="dot" w:pos="9062"/>
         </w:tabs>
         <w:rPr>
-          <w:rFonts w:asciiTheme="minorHAnsi" w:eastAsiaTheme="minorEastAsia" w:hAnsiTheme="minorHAnsi"/>
+          <w:rFonts w:asciiTheme="minorHAnsi" w:eastAsiaTheme="minorEastAsia" w:hAnsiTheme="minorHAnsi" w:cstheme="minorBidi"/>
           <w:noProof/>
           <w:kern w:val="2"/>
           <w:szCs w:val="24"/>
@@ -214,7 +285,7 @@
       <w:r>
         <w:fldChar w:fldCharType="separate"/>
       </w:r>
-      <w:hyperlink w:anchor="_Toc243350591" w:history="1">
+      <w:hyperlink w:anchor="_Toc243401711" w:history="1">
         <w:r>
           <w:rPr>
             <w:rStyle w:val="Hipervnculo"/>
@@ -241,7 +312,7 @@
             <w:noProof/>
             <w:webHidden/>
           </w:rPr>
-          <w:instrText xml:space="preserve"> PAGEREF _Toc243350591 \h </w:instrText>
+          <w:instrText xml:space="preserve"> PAGEREF _Toc243401711 \h </w:instrText>
         </w:r>
         <w:r>
           <w:rPr>
@@ -279,7 +350,7 @@
           <w:tab w:val="right" w:leader="dot" w:pos="9062"/>
         </w:tabs>
         <w:rPr>
-          <w:rFonts w:asciiTheme="minorHAnsi" w:eastAsiaTheme="minorEastAsia" w:hAnsiTheme="minorHAnsi"/>
+          <w:rFonts w:asciiTheme="minorHAnsi" w:eastAsiaTheme="minorEastAsia" w:hAnsiTheme="minorHAnsi" w:cstheme="minorBidi"/>
           <w:noProof/>
           <w:kern w:val="2"/>
           <w:szCs w:val="24"/>
@@ -287,7 +358,7 @@
           <w14:ligatures w14:val="standardContextual"/>
         </w:rPr>
       </w:pPr>
-      <w:hyperlink w:anchor="_Toc243350592" w:history="1">
+      <w:hyperlink w:anchor="_Toc243401712" w:history="1">
         <w:r>
           <w:rPr>
             <w:rStyle w:val="Hipervnculo"/>
@@ -314,7 +385,7 @@
             <w:noProof/>
             <w:webHidden/>
           </w:rPr>
-          <w:instrText xml:space="preserve"> PAGEREF _Toc243350592 \h </w:instrText>
+          <w:instrText xml:space="preserve"> PAGEREF _Toc243401712 \h </w:instrText>
         </w:r>
         <w:r>
           <w:rPr>
@@ -352,7 +423,7 @@
           <w:tab w:val="right" w:leader="dot" w:pos="9062"/>
         </w:tabs>
         <w:rPr>
-          <w:rFonts w:asciiTheme="minorHAnsi" w:eastAsiaTheme="minorEastAsia" w:hAnsiTheme="minorHAnsi"/>
+          <w:rFonts w:asciiTheme="minorHAnsi" w:eastAsiaTheme="minorEastAsia" w:hAnsiTheme="minorHAnsi" w:cstheme="minorBidi"/>
           <w:noProof/>
           <w:kern w:val="2"/>
           <w:szCs w:val="24"/>
@@ -360,7 +431,7 @@
           <w14:ligatures w14:val="standardContextual"/>
         </w:rPr>
       </w:pPr>
-      <w:hyperlink w:anchor="_Toc243350593" w:history="1">
+      <w:hyperlink w:anchor="_Toc243401713" w:history="1">
         <w:r>
           <w:rPr>
             <w:rStyle w:val="Hipervnculo"/>
@@ -387,7 +458,7 @@
             <w:noProof/>
             <w:webHidden/>
           </w:rPr>
-          <w:instrText xml:space="preserve"> PAGEREF _Toc243350593 \h </w:instrText>
+          <w:instrText xml:space="preserve"> PAGEREF _Toc243401713 \h </w:instrText>
         </w:r>
         <w:r>
           <w:rPr>
@@ -425,7 +496,7 @@
           <w:tab w:val="right" w:leader="dot" w:pos="9062"/>
         </w:tabs>
         <w:rPr>
-          <w:rFonts w:asciiTheme="minorHAnsi" w:eastAsiaTheme="minorEastAsia" w:hAnsiTheme="minorHAnsi"/>
+          <w:rFonts w:asciiTheme="minorHAnsi" w:eastAsiaTheme="minorEastAsia" w:hAnsiTheme="minorHAnsi" w:cstheme="minorBidi"/>
           <w:noProof/>
           <w:kern w:val="2"/>
           <w:szCs w:val="24"/>
@@ -433,7 +504,7 @@
           <w14:ligatures w14:val="standardContextual"/>
         </w:rPr>
       </w:pPr>
-      <w:hyperlink w:anchor="_Toc243350594" w:history="1">
+      <w:hyperlink w:anchor="_Toc243401714" w:history="1">
         <w:r>
           <w:rPr>
             <w:rStyle w:val="Hipervnculo"/>
@@ -460,7 +531,7 @@
             <w:noProof/>
             <w:webHidden/>
           </w:rPr>
-          <w:instrText xml:space="preserve"> PAGEREF _Toc243350594 \h </w:instrText>
+          <w:instrText xml:space="preserve"> PAGEREF _Toc243401714 \h </w:instrText>
         </w:r>
         <w:r>
           <w:rPr>
@@ -498,7 +569,7 @@
           <w:tab w:val="right" w:leader="dot" w:pos="9062"/>
         </w:tabs>
         <w:rPr>
-          <w:rFonts w:asciiTheme="minorHAnsi" w:eastAsiaTheme="minorEastAsia" w:hAnsiTheme="minorHAnsi"/>
+          <w:rFonts w:asciiTheme="minorHAnsi" w:eastAsiaTheme="minorEastAsia" w:hAnsiTheme="minorHAnsi" w:cstheme="minorBidi"/>
           <w:noProof/>
           <w:kern w:val="2"/>
           <w:szCs w:val="24"/>
@@ -506,7 +577,7 @@
           <w14:ligatures w14:val="standardContextual"/>
         </w:rPr>
       </w:pPr>
-      <w:hyperlink w:anchor="_Toc243350595" w:history="1">
+      <w:hyperlink w:anchor="_Toc243401715" w:history="1">
         <w:r>
           <w:rPr>
             <w:rStyle w:val="Hipervnculo"/>
@@ -533,7 +604,7 @@
             <w:noProof/>
             <w:webHidden/>
           </w:rPr>
-          <w:instrText xml:space="preserve"> PAGEREF _Toc243350595 \h </w:instrText>
+          <w:instrText xml:space="preserve"> PAGEREF _Toc243401715 \h </w:instrText>
         </w:r>
         <w:r>
           <w:rPr>
@@ -571,7 +642,7 @@
           <w:tab w:val="right" w:leader="dot" w:pos="9062"/>
         </w:tabs>
         <w:rPr>
-          <w:rFonts w:asciiTheme="minorHAnsi" w:eastAsiaTheme="minorEastAsia" w:hAnsiTheme="minorHAnsi"/>
+          <w:rFonts w:asciiTheme="minorHAnsi" w:eastAsiaTheme="minorEastAsia" w:hAnsiTheme="minorHAnsi" w:cstheme="minorBidi"/>
           <w:noProof/>
           <w:kern w:val="2"/>
           <w:szCs w:val="24"/>
@@ -579,7 +650,7 @@
           <w14:ligatures w14:val="standardContextual"/>
         </w:rPr>
       </w:pPr>
-      <w:hyperlink w:anchor="_Toc243350596" w:history="1">
+      <w:hyperlink w:anchor="_Toc243401716" w:history="1">
         <w:r>
           <w:rPr>
             <w:rStyle w:val="Hipervnculo"/>
@@ -606,7 +677,7 @@
             <w:noProof/>
             <w:webHidden/>
           </w:rPr>
-          <w:instrText xml:space="preserve"> PAGEREF _Toc243350596 \h </w:instrText>
+          <w:instrText xml:space="preserve"> PAGEREF _Toc243401716 \h </w:instrText>
         </w:r>
         <w:r>
           <w:rPr>
@@ -644,7 +715,7 @@
           <w:tab w:val="right" w:leader="dot" w:pos="9062"/>
         </w:tabs>
         <w:rPr>
-          <w:rFonts w:asciiTheme="minorHAnsi" w:eastAsiaTheme="minorEastAsia" w:hAnsiTheme="minorHAnsi"/>
+          <w:rFonts w:asciiTheme="minorHAnsi" w:eastAsiaTheme="minorEastAsia" w:hAnsiTheme="minorHAnsi" w:cstheme="minorBidi"/>
           <w:noProof/>
           <w:kern w:val="2"/>
           <w:szCs w:val="24"/>
@@ -652,7 +723,7 @@
           <w14:ligatures w14:val="standardContextual"/>
         </w:rPr>
       </w:pPr>
-      <w:hyperlink w:anchor="_Toc243350597" w:history="1">
+      <w:hyperlink w:anchor="_Toc243401717" w:history="1">
         <w:r>
           <w:rPr>
             <w:rStyle w:val="Hipervnculo"/>
@@ -679,7 +750,7 @@
             <w:noProof/>
             <w:webHidden/>
           </w:rPr>
-          <w:instrText xml:space="preserve"> PAGEREF _Toc243350597 \h </w:instrText>
+          <w:instrText xml:space="preserve"> PAGEREF _Toc243401717 \h </w:instrText>
         </w:r>
         <w:r>
           <w:rPr>
@@ -717,7 +788,7 @@
           <w:tab w:val="right" w:leader="dot" w:pos="9062"/>
         </w:tabs>
         <w:rPr>
-          <w:rFonts w:asciiTheme="minorHAnsi" w:eastAsiaTheme="minorEastAsia" w:hAnsiTheme="minorHAnsi"/>
+          <w:rFonts w:asciiTheme="minorHAnsi" w:eastAsiaTheme="minorEastAsia" w:hAnsiTheme="minorHAnsi" w:cstheme="minorBidi"/>
           <w:noProof/>
           <w:kern w:val="2"/>
           <w:szCs w:val="24"/>
@@ -725,7 +796,7 @@
           <w14:ligatures w14:val="standardContextual"/>
         </w:rPr>
       </w:pPr>
-      <w:hyperlink w:anchor="_Toc243350598" w:history="1">
+      <w:hyperlink w:anchor="_Toc243401718" w:history="1">
         <w:r>
           <w:rPr>
             <w:rStyle w:val="Hipervnculo"/>
@@ -752,7 +823,7 @@
             <w:noProof/>
             <w:webHidden/>
           </w:rPr>
-          <w:instrText xml:space="preserve"> PAGEREF _Toc243350598 \h </w:instrText>
+          <w:instrText xml:space="preserve"> PAGEREF _Toc243401718 \h </w:instrText>
         </w:r>
         <w:r>
           <w:rPr>
@@ -790,7 +861,7 @@
           <w:tab w:val="right" w:leader="dot" w:pos="9062"/>
         </w:tabs>
         <w:rPr>
-          <w:rFonts w:asciiTheme="minorHAnsi" w:eastAsiaTheme="minorEastAsia" w:hAnsiTheme="minorHAnsi"/>
+          <w:rFonts w:asciiTheme="minorHAnsi" w:eastAsiaTheme="minorEastAsia" w:hAnsiTheme="minorHAnsi" w:cstheme="minorBidi"/>
           <w:noProof/>
           <w:kern w:val="2"/>
           <w:szCs w:val="24"/>
@@ -798,7 +869,7 @@
           <w14:ligatures w14:val="standardContextual"/>
         </w:rPr>
       </w:pPr>
-      <w:hyperlink w:anchor="_Toc243350599" w:history="1">
+      <w:hyperlink w:anchor="_Toc243401719" w:history="1">
         <w:r>
           <w:rPr>
             <w:rStyle w:val="Hipervnculo"/>
@@ -825,7 +896,7 @@
             <w:noProof/>
             <w:webHidden/>
           </w:rPr>
-          <w:instrText xml:space="preserve"> PAGEREF _Toc243350599 \h </w:instrText>
+          <w:instrText xml:space="preserve"> PAGEREF _Toc243401719 \h </w:instrText>
         </w:r>
         <w:r>
           <w:rPr>
@@ -863,7 +934,7 @@
           <w:tab w:val="right" w:leader="dot" w:pos="9062"/>
         </w:tabs>
         <w:rPr>
-          <w:rFonts w:asciiTheme="minorHAnsi" w:eastAsiaTheme="minorEastAsia" w:hAnsiTheme="minorHAnsi"/>
+          <w:rFonts w:asciiTheme="minorHAnsi" w:eastAsiaTheme="minorEastAsia" w:hAnsiTheme="minorHAnsi" w:cstheme="minorBidi"/>
           <w:noProof/>
           <w:kern w:val="2"/>
           <w:szCs w:val="24"/>
@@ -871,7 +942,7 @@
           <w14:ligatures w14:val="standardContextual"/>
         </w:rPr>
       </w:pPr>
-      <w:hyperlink w:anchor="_Toc243350600" w:history="1">
+      <w:hyperlink w:anchor="_Toc243401720" w:history="1">
         <w:r>
           <w:rPr>
             <w:rStyle w:val="Hipervnculo"/>
@@ -898,7 +969,7 @@
             <w:noProof/>
             <w:webHidden/>
           </w:rPr>
-          <w:instrText xml:space="preserve"> PAGEREF _Toc243350600 \h </w:instrText>
+          <w:instrText xml:space="preserve"> PAGEREF _Toc243401720 \h </w:instrText>
         </w:r>
         <w:r>
           <w:rPr>
@@ -936,7 +1007,7 @@
           <w:tab w:val="right" w:leader="dot" w:pos="9062"/>
         </w:tabs>
         <w:rPr>
-          <w:rFonts w:asciiTheme="minorHAnsi" w:eastAsiaTheme="minorEastAsia" w:hAnsiTheme="minorHAnsi"/>
+          <w:rFonts w:asciiTheme="minorHAnsi" w:eastAsiaTheme="minorEastAsia" w:hAnsiTheme="minorHAnsi" w:cstheme="minorBidi"/>
           <w:noProof/>
           <w:kern w:val="2"/>
           <w:szCs w:val="24"/>
@@ -944,7 +1015,7 @@
           <w14:ligatures w14:val="standardContextual"/>
         </w:rPr>
       </w:pPr>
-      <w:hyperlink w:anchor="_Toc243350601" w:history="1">
+      <w:hyperlink w:anchor="_Toc243401721" w:history="1">
         <w:r>
           <w:rPr>
             <w:rStyle w:val="Hipervnculo"/>
@@ -971,7 +1042,7 @@
             <w:noProof/>
             <w:webHidden/>
           </w:rPr>
-          <w:instrText xml:space="preserve"> PAGEREF _Toc243350601 \h </w:instrText>
+          <w:instrText xml:space="preserve"> PAGEREF _Toc243401721 \h </w:instrText>
         </w:r>
         <w:r>
           <w:rPr>
@@ -1009,7 +1080,7 @@
           <w:tab w:val="right" w:leader="dot" w:pos="9062"/>
         </w:tabs>
         <w:rPr>
-          <w:rFonts w:asciiTheme="minorHAnsi" w:eastAsiaTheme="minorEastAsia" w:hAnsiTheme="minorHAnsi"/>
+          <w:rFonts w:asciiTheme="minorHAnsi" w:eastAsiaTheme="minorEastAsia" w:hAnsiTheme="minorHAnsi" w:cstheme="minorBidi"/>
           <w:noProof/>
           <w:kern w:val="2"/>
           <w:szCs w:val="24"/>
@@ -1017,7 +1088,7 @@
           <w14:ligatures w14:val="standardContextual"/>
         </w:rPr>
       </w:pPr>
-      <w:hyperlink w:anchor="_Toc243350602" w:history="1">
+      <w:hyperlink w:anchor="_Toc243401722" w:history="1">
         <w:r>
           <w:rPr>
             <w:rStyle w:val="Hipervnculo"/>
@@ -1044,7 +1115,7 @@
             <w:noProof/>
             <w:webHidden/>
           </w:rPr>
-          <w:instrText xml:space="preserve"> PAGEREF _Toc243350602 \h </w:instrText>
+          <w:instrText xml:space="preserve"> PAGEREF _Toc243401722 \h </w:instrText>
         </w:r>
         <w:r>
           <w:rPr>
@@ -1082,7 +1153,7 @@
           <w:tab w:val="right" w:leader="dot" w:pos="9062"/>
         </w:tabs>
         <w:rPr>
-          <w:rFonts w:asciiTheme="minorHAnsi" w:eastAsiaTheme="minorEastAsia" w:hAnsiTheme="minorHAnsi"/>
+          <w:rFonts w:asciiTheme="minorHAnsi" w:eastAsiaTheme="minorEastAsia" w:hAnsiTheme="minorHAnsi" w:cstheme="minorBidi"/>
           <w:noProof/>
           <w:kern w:val="2"/>
           <w:szCs w:val="24"/>
@@ -1090,7 +1161,7 @@
           <w14:ligatures w14:val="standardContextual"/>
         </w:rPr>
       </w:pPr>
-      <w:hyperlink w:anchor="_Toc243350603" w:history="1">
+      <w:hyperlink w:anchor="_Toc243401723" w:history="1">
         <w:r>
           <w:rPr>
             <w:rStyle w:val="Hipervnculo"/>
@@ -1117,7 +1188,7 @@
             <w:noProof/>
             <w:webHidden/>
           </w:rPr>
-          <w:instrText xml:space="preserve"> PAGEREF _Toc243350603 \h </w:instrText>
+          <w:instrText xml:space="preserve"> PAGEREF _Toc243401723 \h </w:instrText>
         </w:r>
         <w:r>
           <w:rPr>
@@ -1155,7 +1226,7 @@
           <w:tab w:val="right" w:leader="dot" w:pos="9062"/>
         </w:tabs>
         <w:rPr>
-          <w:rFonts w:asciiTheme="minorHAnsi" w:eastAsiaTheme="minorEastAsia" w:hAnsiTheme="minorHAnsi"/>
+          <w:rFonts w:asciiTheme="minorHAnsi" w:eastAsiaTheme="minorEastAsia" w:hAnsiTheme="minorHAnsi" w:cstheme="minorBidi"/>
           <w:noProof/>
           <w:kern w:val="2"/>
           <w:szCs w:val="24"/>
@@ -1163,7 +1234,7 @@
           <w14:ligatures w14:val="standardContextual"/>
         </w:rPr>
       </w:pPr>
-      <w:hyperlink w:anchor="_Toc243350604" w:history="1">
+      <w:hyperlink w:anchor="_Toc243401724" w:history="1">
         <w:r>
           <w:rPr>
             <w:rStyle w:val="Hipervnculo"/>
@@ -1190,7 +1261,7 @@
             <w:noProof/>
             <w:webHidden/>
           </w:rPr>
-          <w:instrText xml:space="preserve"> PAGEREF _Toc243350604 \h </w:instrText>
+          <w:instrText xml:space="preserve"> PAGEREF _Toc243401724 \h </w:instrText>
         </w:r>
         <w:r>
           <w:rPr>
@@ -1228,7 +1299,7 @@
           <w:tab w:val="right" w:leader="dot" w:pos="9062"/>
         </w:tabs>
         <w:rPr>
-          <w:rFonts w:asciiTheme="minorHAnsi" w:eastAsiaTheme="minorEastAsia" w:hAnsiTheme="minorHAnsi"/>
+          <w:rFonts w:asciiTheme="minorHAnsi" w:eastAsiaTheme="minorEastAsia" w:hAnsiTheme="minorHAnsi" w:cstheme="minorBidi"/>
           <w:noProof/>
           <w:kern w:val="2"/>
           <w:szCs w:val="24"/>
@@ -1236,7 +1307,7 @@
           <w14:ligatures w14:val="standardContextual"/>
         </w:rPr>
       </w:pPr>
-      <w:hyperlink w:anchor="_Toc243350605" w:history="1">
+      <w:hyperlink w:anchor="_Toc243401725" w:history="1">
         <w:r>
           <w:rPr>
             <w:rStyle w:val="Hipervnculo"/>
@@ -1263,7 +1334,7 @@
             <w:noProof/>
             <w:webHidden/>
           </w:rPr>
-          <w:instrText xml:space="preserve"> PAGEREF _Toc243350605 \h </w:instrText>
+          <w:instrText xml:space="preserve"> PAGEREF _Toc243401725 \h </w:instrText>
         </w:r>
         <w:r>
           <w:rPr>
@@ -1308,7 +1379,7 @@
       <w:pPr>
         <w:pStyle w:val="Ttulo1"/>
       </w:pPr>
-      <w:bookmarkStart w:id="0" w:name="_Toc243350591"/>
+      <w:bookmarkStart w:id="0" w:name="_Toc243401711"/>
       <w:r>
         <w:lastRenderedPageBreak/>
         <w:t>1. ¿Qué es GeoMatriz 2D?</w:t>
@@ -1393,14 +1464,14 @@
         <w:t xml:space="preserve">¿Para quién es? </w:t>
       </w:r>
       <w:r>
-        <w:t>Para docentes de matemática y sus estudiantes, y para cualquier persona que quiera ver cómo una matriz mueve una figura. No necesitas saber programar.</w:t>
+        <w:t>Para docentes y sus estudiantes, y para cualquier persona que quiera ver cómo una matriz mueve una figura. No necesitas saber programar.</w:t>
       </w:r>
     </w:p>
     <w:p>
       <w:pPr>
         <w:pStyle w:val="Ttulo1"/>
       </w:pPr>
-      <w:bookmarkStart w:id="1" w:name="_Toc243350592"/>
+      <w:bookmarkStart w:id="1" w:name="_Toc243401712"/>
       <w:r>
         <w:t>2. Requisitos</w:t>
       </w:r>
@@ -1703,7 +1774,7 @@
       <w:pPr>
         <w:pStyle w:val="Ttulo1"/>
       </w:pPr>
-      <w:bookmarkStart w:id="2" w:name="_Toc243350593"/>
+      <w:bookmarkStart w:id="2" w:name="_Toc243401713"/>
       <w:r>
         <w:t>3. Cómo abrir el programa</w:t>
       </w:r>
@@ -1825,7 +1896,7 @@
         <w:tab/>
       </w:r>
       <w:r>
-        <w:t>Listo. Verás el plano vacío, como en la portada de este manual.</w:t>
+        <w:t>Listo. Verás el plano vacío y las herramientas en la parte superior (las partes de la pantalla se describen en la Figura 1).</w:t>
       </w:r>
     </w:p>
     <w:p>
@@ -1836,7 +1907,6 @@
         <w:rPr>
           <w:b/>
         </w:rPr>
-        <w:lastRenderedPageBreak/>
         <w:t xml:space="preserve">Consejo: </w:t>
       </w:r>
       <w:r>
@@ -1857,8 +1927,9 @@
       <w:pPr>
         <w:pStyle w:val="Ttulo1"/>
       </w:pPr>
-      <w:bookmarkStart w:id="3" w:name="_Toc243350594"/>
-      <w:r>
+      <w:bookmarkStart w:id="3" w:name="_Toc243401714"/>
+      <w:r>
+        <w:lastRenderedPageBreak/>
         <w:t>4. Cómo usarlo, pantalla por pantalla</w:t>
       </w:r>
       <w:bookmarkEnd w:id="3"/>
@@ -1867,7 +1938,7 @@
       <w:pPr>
         <w:pStyle w:val="Ttulo2"/>
       </w:pPr>
-      <w:bookmarkStart w:id="4" w:name="_Toc243350595"/>
+      <w:bookmarkStart w:id="4" w:name="_Toc243401715"/>
       <w:r>
         <w:t>4.1 Partes de la pantalla</w:t>
       </w:r>
@@ -1908,7 +1979,7 @@
           <w:noProof/>
         </w:rPr>
         <w:drawing>
-          <wp:inline distT="0" distB="0" distL="0" distR="0" wp14:anchorId="654EDB42" wp14:editId="1D3E64A5">
+          <wp:inline distT="0" distB="0" distL="0" distR="0" wp14:anchorId="51EB6DE7" wp14:editId="4FE422AA">
             <wp:extent cx="5760000" cy="3600000"/>
             <wp:effectExtent l="0" t="0" r="0" b="0"/>
             <wp:docPr id="2" name="Picture 2"/>
@@ -1923,7 +1994,7 @@
                     <pic:cNvPicPr/>
                   </pic:nvPicPr>
                   <pic:blipFill>
-                    <a:blip r:embed="rId8"/>
+                    <a:blip r:embed="rId9"/>
                     <a:stretch>
                       <a:fillRect/>
                     </a:stretch>
@@ -2414,7 +2485,6 @@
               <w:rPr>
                 <w:sz w:val="21"/>
               </w:rPr>
-              <w:lastRenderedPageBreak/>
               <w:t>7</w:t>
             </w:r>
           </w:p>
@@ -2646,6 +2716,7 @@
         <w:jc w:val="both"/>
       </w:pPr>
       <w:r>
+        <w:lastRenderedPageBreak/>
         <w:t xml:space="preserve">Debajo del plano está la sección </w:t>
       </w:r>
       <w:r>
@@ -2662,7 +2733,7 @@
       <w:pPr>
         <w:pStyle w:val="Ttulo2"/>
       </w:pPr>
-      <w:bookmarkStart w:id="5" w:name="_Toc243350596"/>
+      <w:bookmarkStart w:id="5" w:name="_Toc243401716"/>
       <w:r>
         <w:t>4.2 Dibujar una figura</w:t>
       </w:r>
@@ -2775,7 +2846,7 @@
           <w:noProof/>
         </w:rPr>
         <w:drawing>
-          <wp:inline distT="0" distB="0" distL="0" distR="0" wp14:anchorId="7DA7D678" wp14:editId="2ADBB334">
+          <wp:inline distT="0" distB="0" distL="0" distR="0" wp14:anchorId="7E12B53C" wp14:editId="2EBFCB10">
             <wp:extent cx="4500000" cy="2812500"/>
             <wp:effectExtent l="0" t="0" r="0" b="0"/>
             <wp:docPr id="3" name="Picture 3"/>
@@ -2790,7 +2861,7 @@
                     <pic:cNvPicPr/>
                   </pic:nvPicPr>
                   <pic:blipFill>
-                    <a:blip r:embed="rId9"/>
+                    <a:blip r:embed="rId10"/>
                     <a:stretch>
                       <a:fillRect/>
                     </a:stretch>
@@ -2841,7 +2912,7 @@
       <w:pPr>
         <w:pStyle w:val="Ttulo2"/>
       </w:pPr>
-      <w:bookmarkStart w:id="6" w:name="_Toc243350597"/>
+      <w:bookmarkStart w:id="6" w:name="_Toc243401717"/>
       <w:r>
         <w:lastRenderedPageBreak/>
         <w:t>4.3 Editar los puntos</w:t>
@@ -2883,7 +2954,7 @@
           <w:noProof/>
         </w:rPr>
         <w:drawing>
-          <wp:inline distT="0" distB="0" distL="0" distR="0" wp14:anchorId="4976A43D" wp14:editId="67878389">
+          <wp:inline distT="0" distB="0" distL="0" distR="0" wp14:anchorId="0EDDFFDB" wp14:editId="75AD1C45">
             <wp:extent cx="2700000" cy="2890909"/>
             <wp:effectExtent l="0" t="0" r="0" b="0"/>
             <wp:docPr id="4" name="Picture 4"/>
@@ -2898,7 +2969,7 @@
                     <pic:cNvPicPr/>
                   </pic:nvPicPr>
                   <pic:blipFill>
-                    <a:blip r:embed="rId10"/>
+                    <a:blip r:embed="rId11"/>
                     <a:stretch>
                       <a:fillRect/>
                     </a:stretch>
@@ -3037,7 +3108,7 @@
           <w:noProof/>
         </w:rPr>
         <w:drawing>
-          <wp:inline distT="0" distB="0" distL="0" distR="0" wp14:anchorId="54CE14A1" wp14:editId="00FA59FB">
+          <wp:inline distT="0" distB="0" distL="0" distR="0" wp14:anchorId="0D226740" wp14:editId="7BDFB02D">
             <wp:extent cx="3420000" cy="2147826"/>
             <wp:effectExtent l="0" t="0" r="0" b="0"/>
             <wp:docPr id="5" name="Picture 5"/>
@@ -3052,7 +3123,7 @@
                     <pic:cNvPicPr/>
                   </pic:nvPicPr>
                   <pic:blipFill>
-                    <a:blip r:embed="rId11"/>
+                    <a:blip r:embed="rId12"/>
                     <a:stretch>
                       <a:fillRect/>
                     </a:stretch>
@@ -3095,7 +3166,7 @@
       <w:pPr>
         <w:pStyle w:val="Ttulo2"/>
       </w:pPr>
-      <w:bookmarkStart w:id="7" w:name="_Toc243350598"/>
+      <w:bookmarkStart w:id="7" w:name="_Toc243401718"/>
       <w:r>
         <w:t>4.4 Aplicar transformaciones</w:t>
       </w:r>
@@ -3136,7 +3207,7 @@
           <w:noProof/>
         </w:rPr>
         <w:drawing>
-          <wp:inline distT="0" distB="0" distL="0" distR="0" wp14:anchorId="1F5A9E78" wp14:editId="727E227B">
+          <wp:inline distT="0" distB="0" distL="0" distR="0" wp14:anchorId="4F76BBD0" wp14:editId="190FF202">
             <wp:extent cx="2160000" cy="4255842"/>
             <wp:effectExtent l="0" t="0" r="0" b="0"/>
             <wp:docPr id="6" name="Picture 6"/>
@@ -3151,7 +3222,7 @@
                     <pic:cNvPicPr/>
                   </pic:nvPicPr>
                   <pic:blipFill>
-                    <a:blip r:embed="rId12"/>
+                    <a:blip r:embed="rId13"/>
                     <a:stretch>
                       <a:fillRect/>
                     </a:stretch>
@@ -3243,7 +3314,7 @@
       <w:pPr>
         <w:pStyle w:val="Ttulo2"/>
       </w:pPr>
-      <w:bookmarkStart w:id="8" w:name="_Toc243350599"/>
+      <w:bookmarkStart w:id="8" w:name="_Toc243401719"/>
       <w:r>
         <w:t>4.5 Ver pasos y comparar el orden</w:t>
       </w:r>
@@ -3301,7 +3372,7 @@
           <w:noProof/>
         </w:rPr>
         <w:drawing>
-          <wp:inline distT="0" distB="0" distL="0" distR="0" wp14:anchorId="6BFDB990" wp14:editId="7FC4A8B1">
+          <wp:inline distT="0" distB="0" distL="0" distR="0" wp14:anchorId="13C3E93B" wp14:editId="5DD7403E">
             <wp:extent cx="3420000" cy="2147826"/>
             <wp:effectExtent l="0" t="0" r="0" b="0"/>
             <wp:docPr id="7" name="Picture 7"/>
@@ -3316,7 +3387,7 @@
                     <pic:cNvPicPr/>
                   </pic:nvPicPr>
                   <pic:blipFill>
-                    <a:blip r:embed="rId13"/>
+                    <a:blip r:embed="rId14"/>
                     <a:stretch>
                       <a:fillRect/>
                     </a:stretch>
@@ -3359,7 +3430,7 @@
       <w:pPr>
         <w:pStyle w:val="Ttulo2"/>
       </w:pPr>
-      <w:bookmarkStart w:id="9" w:name="_Toc243350600"/>
+      <w:bookmarkStart w:id="9" w:name="_Toc243401720"/>
       <w:r>
         <w:lastRenderedPageBreak/>
         <w:t>4.6 Leer los resultados</w:t>
@@ -3401,7 +3472,7 @@
           <w:noProof/>
         </w:rPr>
         <w:drawing>
-          <wp:inline distT="0" distB="0" distL="0" distR="0" wp14:anchorId="36889758" wp14:editId="3122ED5A">
+          <wp:inline distT="0" distB="0" distL="0" distR="0" wp14:anchorId="25C87320" wp14:editId="15F55BFC">
             <wp:extent cx="5760000" cy="3510857"/>
             <wp:effectExtent l="0" t="0" r="0" b="0"/>
             <wp:docPr id="8" name="Picture 8"/>
@@ -3416,7 +3487,7 @@
                     <pic:cNvPicPr/>
                   </pic:nvPicPr>
                   <pic:blipFill>
-                    <a:blip r:embed="rId14"/>
+                    <a:blip r:embed="rId15"/>
                     <a:stretch>
                       <a:fillRect/>
                     </a:stretch>
@@ -3501,7 +3572,7 @@
       <w:pPr>
         <w:pStyle w:val="Ttulo2"/>
       </w:pPr>
-      <w:bookmarkStart w:id="10" w:name="_Toc243350601"/>
+      <w:bookmarkStart w:id="10" w:name="_Toc243401721"/>
       <w:r>
         <w:lastRenderedPageBreak/>
         <w:t>4.7 Guía, Ajustes y Exportar</w:t>
@@ -3543,7 +3614,7 @@
           <w:noProof/>
         </w:rPr>
         <w:drawing>
-          <wp:inline distT="0" distB="0" distL="0" distR="0" wp14:anchorId="23F85C21" wp14:editId="09F32DF1">
+          <wp:inline distT="0" distB="0" distL="0" distR="0" wp14:anchorId="00D67F5C" wp14:editId="3FE0915D">
             <wp:extent cx="2700000" cy="1803082"/>
             <wp:effectExtent l="0" t="0" r="0" b="0"/>
             <wp:docPr id="9" name="Picture 9"/>
@@ -3558,7 +3629,7 @@
                     <pic:cNvPicPr/>
                   </pic:nvPicPr>
                   <pic:blipFill>
-                    <a:blip r:embed="rId15"/>
+                    <a:blip r:embed="rId16"/>
                     <a:stretch>
                       <a:fillRect/>
                     </a:stretch>
@@ -3632,7 +3703,7 @@
           <w:noProof/>
         </w:rPr>
         <w:drawing>
-          <wp:inline distT="0" distB="0" distL="0" distR="0" wp14:anchorId="513622C2" wp14:editId="24E04CC3">
+          <wp:inline distT="0" distB="0" distL="0" distR="0" wp14:anchorId="25356552" wp14:editId="0C7CB323">
             <wp:extent cx="1980000" cy="1750571"/>
             <wp:effectExtent l="0" t="0" r="0" b="0"/>
             <wp:docPr id="10" name="Picture 10"/>
@@ -3647,7 +3718,7 @@
                     <pic:cNvPicPr/>
                   </pic:nvPicPr>
                   <pic:blipFill>
-                    <a:blip r:embed="rId16"/>
+                    <a:blip r:embed="rId17"/>
                     <a:stretch>
                       <a:fillRect/>
                     </a:stretch>
@@ -3732,7 +3803,7 @@
       <w:pPr>
         <w:pStyle w:val="Ttulo1"/>
       </w:pPr>
-      <w:bookmarkStart w:id="11" w:name="_Toc243350602"/>
+      <w:bookmarkStart w:id="11" w:name="_Toc243401722"/>
       <w:r>
         <w:t>5. Tabla de controles</w:t>
       </w:r>
@@ -3851,14 +3922,7 @@
               <w:rPr>
                 <w:sz w:val="21"/>
               </w:rPr>
-              <w:t xml:space="preserve">Arrastrar un punto azul lo mueve; arrastrar el fondo mueve </w:t>
-            </w:r>
-            <w:r>
-              <w:rPr>
-                <w:sz w:val="21"/>
-              </w:rPr>
-              <w:lastRenderedPageBreak/>
-              <w:t>el plano.</w:t>
+              <w:t>Arrastrar un punto azul lo mueve; arrastrar el fondo mueve el plano.</w:t>
             </w:r>
           </w:p>
         </w:tc>
@@ -4394,7 +4458,7 @@
       <w:pPr>
         <w:pStyle w:val="Ttulo1"/>
       </w:pPr>
-      <w:bookmarkStart w:id="12" w:name="_Toc243350603"/>
+      <w:bookmarkStart w:id="12" w:name="_Toc243401723"/>
       <w:r>
         <w:t>6. Ejemplo completo: girar y trasladar un triángulo</w:t>
       </w:r>
@@ -4580,7 +4644,7 @@
           <w:noProof/>
         </w:rPr>
         <w:drawing>
-          <wp:inline distT="0" distB="0" distL="0" distR="0" wp14:anchorId="4BED97FA" wp14:editId="74EC2211">
+          <wp:inline distT="0" distB="0" distL="0" distR="0" wp14:anchorId="26F10FF8" wp14:editId="08FE7729">
             <wp:extent cx="3960000" cy="2475000"/>
             <wp:effectExtent l="0" t="0" r="0" b="0"/>
             <wp:docPr id="11" name="Picture 11"/>
@@ -4595,7 +4659,7 @@
                     <pic:cNvPicPr/>
                   </pic:nvPicPr>
                   <pic:blipFill>
-                    <a:blip r:embed="rId17"/>
+                    <a:blip r:embed="rId18"/>
                     <a:stretch>
                       <a:fillRect/>
                     </a:stretch>
@@ -4638,7 +4702,7 @@
       <w:pPr>
         <w:pStyle w:val="Ttulo1"/>
       </w:pPr>
-      <w:bookmarkStart w:id="13" w:name="_Toc243350604"/>
+      <w:bookmarkStart w:id="13" w:name="_Toc243401724"/>
       <w:r>
         <w:t>7. Errores comunes y soluciones</w:t>
       </w:r>
@@ -5090,7 +5154,7 @@
           <w:noProof/>
         </w:rPr>
         <w:drawing>
-          <wp:inline distT="0" distB="0" distL="0" distR="0" wp14:anchorId="21E3D49F" wp14:editId="3C60A7B6">
+          <wp:inline distT="0" distB="0" distL="0" distR="0" wp14:anchorId="252E201C" wp14:editId="75929F32">
             <wp:extent cx="3960000" cy="2475000"/>
             <wp:effectExtent l="0" t="0" r="0" b="0"/>
             <wp:docPr id="12" name="Picture 12"/>
@@ -5105,7 +5169,7 @@
                     <pic:cNvPicPr/>
                   </pic:nvPicPr>
                   <pic:blipFill>
-                    <a:blip r:embed="rId18"/>
+                    <a:blip r:embed="rId19"/>
                     <a:stretch>
                       <a:fillRect/>
                     </a:stretch>
@@ -5148,7 +5212,7 @@
       <w:pPr>
         <w:pStyle w:val="Ttulo1"/>
       </w:pPr>
-      <w:bookmarkStart w:id="14" w:name="_Toc243350605"/>
+      <w:bookmarkStart w:id="14" w:name="_Toc243401725"/>
       <w:r>
         <w:t>8. Contacto</w:t>
       </w:r>
@@ -5378,7 +5442,7 @@
       </w:r>
     </w:p>
     <w:sectPr>
-      <w:footerReference w:type="default" r:id="rId19"/>
+      <w:footerReference w:type="default" r:id="rId20"/>
       <w:pgSz w:w="11906" w:h="16838"/>
       <w:pgMar w:top="1417" w:right="1417" w:bottom="1417" w:left="1417" w:header="720" w:footer="720" w:gutter="0"/>
       <w:cols w:space="720"/>
@@ -5666,31 +5730,31 @@
       </w:rPr>
     </w:lvl>
   </w:abstractNum>
-  <w:num w:numId="1" w16cid:durableId="1883906591">
+  <w:num w:numId="1" w16cid:durableId="1274089086">
     <w:abstractNumId w:val="8"/>
   </w:num>
-  <w:num w:numId="2" w16cid:durableId="2067870045">
+  <w:num w:numId="2" w16cid:durableId="1372610217">
     <w:abstractNumId w:val="6"/>
   </w:num>
-  <w:num w:numId="3" w16cid:durableId="1235551339">
+  <w:num w:numId="3" w16cid:durableId="546719233">
     <w:abstractNumId w:val="5"/>
   </w:num>
-  <w:num w:numId="4" w16cid:durableId="1465388911">
+  <w:num w:numId="4" w16cid:durableId="1519469687">
     <w:abstractNumId w:val="4"/>
   </w:num>
-  <w:num w:numId="5" w16cid:durableId="386533071">
+  <w:num w:numId="5" w16cid:durableId="513151196">
     <w:abstractNumId w:val="7"/>
   </w:num>
-  <w:num w:numId="6" w16cid:durableId="2113819395">
+  <w:num w:numId="6" w16cid:durableId="85418175">
     <w:abstractNumId w:val="3"/>
   </w:num>
-  <w:num w:numId="7" w16cid:durableId="113602192">
+  <w:num w:numId="7" w16cid:durableId="1136412672">
     <w:abstractNumId w:val="2"/>
   </w:num>
-  <w:num w:numId="8" w16cid:durableId="1351448559">
+  <w:num w:numId="8" w16cid:durableId="2015373035">
     <w:abstractNumId w:val="1"/>
   </w:num>
-  <w:num w:numId="9" w16cid:durableId="247083874">
+  <w:num w:numId="9" w16cid:durableId="844906514">
     <w:abstractNumId w:val="0"/>
   </w:num>
 </w:numbering>
@@ -6090,7 +6154,7 @@
       <w:spacing w:after="120" w:line="360" w:lineRule="auto"/>
     </w:pPr>
     <w:rPr>
-      <w:rFonts w:ascii="Arial" w:eastAsia="Arial" w:hAnsi="Arial"/>
+      <w:rFonts w:ascii="Times New Roman" w:eastAsia="Times New Roman" w:hAnsi="Times New Roman" w:cs="Times New Roman"/>
       <w:sz w:val="24"/>
     </w:rPr>
   </w:style>
@@ -6109,7 +6173,6 @@
       <w:outlineLvl w:val="0"/>
     </w:pPr>
     <w:rPr>
-      <w:rFonts w:asciiTheme="majorHAnsi" w:eastAsiaTheme="majorEastAsia" w:hAnsiTheme="majorHAnsi" w:cstheme="majorBidi"/>
       <w:b/>
       <w:bCs/>
       <w:color w:val="1E3A8A"/>
@@ -6133,7 +6196,6 @@
       <w:outlineLvl w:val="1"/>
     </w:pPr>
     <w:rPr>
-      <w:rFonts w:asciiTheme="majorHAnsi" w:eastAsiaTheme="majorEastAsia" w:hAnsiTheme="majorHAnsi" w:cstheme="majorBidi"/>
       <w:b/>
       <w:bCs/>
       <w:color w:val="1E3A8A"/>
@@ -6157,7 +6219,6 @@
       <w:outlineLvl w:val="2"/>
     </w:pPr>
     <w:rPr>
-      <w:rFonts w:asciiTheme="majorHAnsi" w:eastAsiaTheme="majorEastAsia" w:hAnsiTheme="majorHAnsi" w:cstheme="majorBidi"/>
       <w:b/>
       <w:bCs/>
       <w:color w:val="1E3A8A"/>
@@ -17082,7 +17143,7 @@
     <w:autoRedefine/>
     <w:uiPriority w:val="39"/>
     <w:unhideWhenUsed/>
-    <w:rsid w:val="002F5D75"/>
+    <w:rsid w:val="00EF5250"/>
     <w:pPr>
       <w:spacing w:after="100"/>
     </w:pPr>
@@ -17094,7 +17155,7 @@
     <w:autoRedefine/>
     <w:uiPriority w:val="39"/>
     <w:unhideWhenUsed/>
-    <w:rsid w:val="002F5D75"/>
+    <w:rsid w:val="00EF5250"/>
     <w:pPr>
       <w:spacing w:after="100"/>
       <w:ind w:left="240"/>
@@ -17105,7 +17166,7 @@
     <w:basedOn w:val="Fuentedeprrafopredeter"/>
     <w:uiPriority w:val="99"/>
     <w:unhideWhenUsed/>
-    <w:rsid w:val="002F5D75"/>
+    <w:rsid w:val="00EF5250"/>
     <w:rPr>
       <w:color w:val="0000FF" w:themeColor="hyperlink"/>
       <w:u w:val="single"/>

--- a/docs/entrega/3_Manual_Usuario.docx
+++ b/docs/entrega/3_Manual_Usuario.docx
@@ -56,7 +56,7 @@
           <w:noProof/>
         </w:rPr>
         <w:drawing>
-          <wp:inline distT="0" distB="0" distL="0" distR="0" wp14:anchorId="70069758" wp14:editId="47E9082C">
+          <wp:inline distT="0" distB="0" distL="0" distR="0" wp14:anchorId="5CCEAA5A" wp14:editId="7F6A33F4">
             <wp:extent cx="1872000" cy="2186496"/>
             <wp:effectExtent l="0" t="0" r="0" b="0"/>
             <wp:docPr id="1" name="Picture 1"/>
@@ -285,7 +285,7 @@
       <w:r>
         <w:fldChar w:fldCharType="separate"/>
       </w:r>
-      <w:hyperlink w:anchor="_Toc243401711" w:history="1">
+      <w:hyperlink w:anchor="_Toc243402263" w:history="1">
         <w:r>
           <w:rPr>
             <w:rStyle w:val="Hipervnculo"/>
@@ -312,7 +312,7 @@
             <w:noProof/>
             <w:webHidden/>
           </w:rPr>
-          <w:instrText xml:space="preserve"> PAGEREF _Toc243401711 \h </w:instrText>
+          <w:instrText xml:space="preserve"> PAGEREF _Toc243402263 \h </w:instrText>
         </w:r>
         <w:r>
           <w:rPr>
@@ -358,7 +358,7 @@
           <w14:ligatures w14:val="standardContextual"/>
         </w:rPr>
       </w:pPr>
-      <w:hyperlink w:anchor="_Toc243401712" w:history="1">
+      <w:hyperlink w:anchor="_Toc243402264" w:history="1">
         <w:r>
           <w:rPr>
             <w:rStyle w:val="Hipervnculo"/>
@@ -385,7 +385,7 @@
             <w:noProof/>
             <w:webHidden/>
           </w:rPr>
-          <w:instrText xml:space="preserve"> PAGEREF _Toc243401712 \h </w:instrText>
+          <w:instrText xml:space="preserve"> PAGEREF _Toc243402264 \h </w:instrText>
         </w:r>
         <w:r>
           <w:rPr>
@@ -431,7 +431,7 @@
           <w14:ligatures w14:val="standardContextual"/>
         </w:rPr>
       </w:pPr>
-      <w:hyperlink w:anchor="_Toc243401713" w:history="1">
+      <w:hyperlink w:anchor="_Toc243402265" w:history="1">
         <w:r>
           <w:rPr>
             <w:rStyle w:val="Hipervnculo"/>
@@ -458,7 +458,7 @@
             <w:noProof/>
             <w:webHidden/>
           </w:rPr>
-          <w:instrText xml:space="preserve"> PAGEREF _Toc243401713 \h </w:instrText>
+          <w:instrText xml:space="preserve"> PAGEREF _Toc243402265 \h </w:instrText>
         </w:r>
         <w:r>
           <w:rPr>
@@ -504,7 +504,7 @@
           <w14:ligatures w14:val="standardContextual"/>
         </w:rPr>
       </w:pPr>
-      <w:hyperlink w:anchor="_Toc243401714" w:history="1">
+      <w:hyperlink w:anchor="_Toc243402266" w:history="1">
         <w:r>
           <w:rPr>
             <w:rStyle w:val="Hipervnculo"/>
@@ -531,7 +531,7 @@
             <w:noProof/>
             <w:webHidden/>
           </w:rPr>
-          <w:instrText xml:space="preserve"> PAGEREF _Toc243401714 \h </w:instrText>
+          <w:instrText xml:space="preserve"> PAGEREF _Toc243402266 \h </w:instrText>
         </w:r>
         <w:r>
           <w:rPr>
@@ -577,7 +577,7 @@
           <w14:ligatures w14:val="standardContextual"/>
         </w:rPr>
       </w:pPr>
-      <w:hyperlink w:anchor="_Toc243401715" w:history="1">
+      <w:hyperlink w:anchor="_Toc243402267" w:history="1">
         <w:r>
           <w:rPr>
             <w:rStyle w:val="Hipervnculo"/>
@@ -604,7 +604,7 @@
             <w:noProof/>
             <w:webHidden/>
           </w:rPr>
-          <w:instrText xml:space="preserve"> PAGEREF _Toc243401715 \h </w:instrText>
+          <w:instrText xml:space="preserve"> PAGEREF _Toc243402267 \h </w:instrText>
         </w:r>
         <w:r>
           <w:rPr>
@@ -650,7 +650,7 @@
           <w14:ligatures w14:val="standardContextual"/>
         </w:rPr>
       </w:pPr>
-      <w:hyperlink w:anchor="_Toc243401716" w:history="1">
+      <w:hyperlink w:anchor="_Toc243402268" w:history="1">
         <w:r>
           <w:rPr>
             <w:rStyle w:val="Hipervnculo"/>
@@ -677,7 +677,7 @@
             <w:noProof/>
             <w:webHidden/>
           </w:rPr>
-          <w:instrText xml:space="preserve"> PAGEREF _Toc243401716 \h </w:instrText>
+          <w:instrText xml:space="preserve"> PAGEREF _Toc243402268 \h </w:instrText>
         </w:r>
         <w:r>
           <w:rPr>
@@ -723,7 +723,7 @@
           <w14:ligatures w14:val="standardContextual"/>
         </w:rPr>
       </w:pPr>
-      <w:hyperlink w:anchor="_Toc243401717" w:history="1">
+      <w:hyperlink w:anchor="_Toc243402269" w:history="1">
         <w:r>
           <w:rPr>
             <w:rStyle w:val="Hipervnculo"/>
@@ -750,7 +750,7 @@
             <w:noProof/>
             <w:webHidden/>
           </w:rPr>
-          <w:instrText xml:space="preserve"> PAGEREF _Toc243401717 \h </w:instrText>
+          <w:instrText xml:space="preserve"> PAGEREF _Toc243402269 \h </w:instrText>
         </w:r>
         <w:r>
           <w:rPr>
@@ -796,7 +796,7 @@
           <w14:ligatures w14:val="standardContextual"/>
         </w:rPr>
       </w:pPr>
-      <w:hyperlink w:anchor="_Toc243401718" w:history="1">
+      <w:hyperlink w:anchor="_Toc243402270" w:history="1">
         <w:r>
           <w:rPr>
             <w:rStyle w:val="Hipervnculo"/>
@@ -823,7 +823,7 @@
             <w:noProof/>
             <w:webHidden/>
           </w:rPr>
-          <w:instrText xml:space="preserve"> PAGEREF _Toc243401718 \h </w:instrText>
+          <w:instrText xml:space="preserve"> PAGEREF _Toc243402270 \h </w:instrText>
         </w:r>
         <w:r>
           <w:rPr>
@@ -869,7 +869,7 @@
           <w14:ligatures w14:val="standardContextual"/>
         </w:rPr>
       </w:pPr>
-      <w:hyperlink w:anchor="_Toc243401719" w:history="1">
+      <w:hyperlink w:anchor="_Toc243402271" w:history="1">
         <w:r>
           <w:rPr>
             <w:rStyle w:val="Hipervnculo"/>
@@ -896,7 +896,7 @@
             <w:noProof/>
             <w:webHidden/>
           </w:rPr>
-          <w:instrText xml:space="preserve"> PAGEREF _Toc243401719 \h </w:instrText>
+          <w:instrText xml:space="preserve"> PAGEREF _Toc243402271 \h </w:instrText>
         </w:r>
         <w:r>
           <w:rPr>
@@ -942,7 +942,7 @@
           <w14:ligatures w14:val="standardContextual"/>
         </w:rPr>
       </w:pPr>
-      <w:hyperlink w:anchor="_Toc243401720" w:history="1">
+      <w:hyperlink w:anchor="_Toc243402272" w:history="1">
         <w:r>
           <w:rPr>
             <w:rStyle w:val="Hipervnculo"/>
@@ -969,7 +969,7 @@
             <w:noProof/>
             <w:webHidden/>
           </w:rPr>
-          <w:instrText xml:space="preserve"> PAGEREF _Toc243401720 \h </w:instrText>
+          <w:instrText xml:space="preserve"> PAGEREF _Toc243402272 \h </w:instrText>
         </w:r>
         <w:r>
           <w:rPr>
@@ -1015,7 +1015,7 @@
           <w14:ligatures w14:val="standardContextual"/>
         </w:rPr>
       </w:pPr>
-      <w:hyperlink w:anchor="_Toc243401721" w:history="1">
+      <w:hyperlink w:anchor="_Toc243402273" w:history="1">
         <w:r>
           <w:rPr>
             <w:rStyle w:val="Hipervnculo"/>
@@ -1042,7 +1042,7 @@
             <w:noProof/>
             <w:webHidden/>
           </w:rPr>
-          <w:instrText xml:space="preserve"> PAGEREF _Toc243401721 \h </w:instrText>
+          <w:instrText xml:space="preserve"> PAGEREF _Toc243402273 \h </w:instrText>
         </w:r>
         <w:r>
           <w:rPr>
@@ -1088,7 +1088,7 @@
           <w14:ligatures w14:val="standardContextual"/>
         </w:rPr>
       </w:pPr>
-      <w:hyperlink w:anchor="_Toc243401722" w:history="1">
+      <w:hyperlink w:anchor="_Toc243402274" w:history="1">
         <w:r>
           <w:rPr>
             <w:rStyle w:val="Hipervnculo"/>
@@ -1115,7 +1115,7 @@
             <w:noProof/>
             <w:webHidden/>
           </w:rPr>
-          <w:instrText xml:space="preserve"> PAGEREF _Toc243401722 \h </w:instrText>
+          <w:instrText xml:space="preserve"> PAGEREF _Toc243402274 \h </w:instrText>
         </w:r>
         <w:r>
           <w:rPr>
@@ -1161,7 +1161,7 @@
           <w14:ligatures w14:val="standardContextual"/>
         </w:rPr>
       </w:pPr>
-      <w:hyperlink w:anchor="_Toc243401723" w:history="1">
+      <w:hyperlink w:anchor="_Toc243402275" w:history="1">
         <w:r>
           <w:rPr>
             <w:rStyle w:val="Hipervnculo"/>
@@ -1188,7 +1188,7 @@
             <w:noProof/>
             <w:webHidden/>
           </w:rPr>
-          <w:instrText xml:space="preserve"> PAGEREF _Toc243401723 \h </w:instrText>
+          <w:instrText xml:space="preserve"> PAGEREF _Toc243402275 \h </w:instrText>
         </w:r>
         <w:r>
           <w:rPr>
@@ -1234,7 +1234,7 @@
           <w14:ligatures w14:val="standardContextual"/>
         </w:rPr>
       </w:pPr>
-      <w:hyperlink w:anchor="_Toc243401724" w:history="1">
+      <w:hyperlink w:anchor="_Toc243402276" w:history="1">
         <w:r>
           <w:rPr>
             <w:rStyle w:val="Hipervnculo"/>
@@ -1261,7 +1261,7 @@
             <w:noProof/>
             <w:webHidden/>
           </w:rPr>
-          <w:instrText xml:space="preserve"> PAGEREF _Toc243401724 \h </w:instrText>
+          <w:instrText xml:space="preserve"> PAGEREF _Toc243402276 \h </w:instrText>
         </w:r>
         <w:r>
           <w:rPr>
@@ -1307,7 +1307,7 @@
           <w14:ligatures w14:val="standardContextual"/>
         </w:rPr>
       </w:pPr>
-      <w:hyperlink w:anchor="_Toc243401725" w:history="1">
+      <w:hyperlink w:anchor="_Toc243402277" w:history="1">
         <w:r>
           <w:rPr>
             <w:rStyle w:val="Hipervnculo"/>
@@ -1334,7 +1334,7 @@
             <w:noProof/>
             <w:webHidden/>
           </w:rPr>
-          <w:instrText xml:space="preserve"> PAGEREF _Toc243401725 \h </w:instrText>
+          <w:instrText xml:space="preserve"> PAGEREF _Toc243402277 \h </w:instrText>
         </w:r>
         <w:r>
           <w:rPr>
@@ -1379,7 +1379,7 @@
       <w:pPr>
         <w:pStyle w:val="Ttulo1"/>
       </w:pPr>
-      <w:bookmarkStart w:id="0" w:name="_Toc243401711"/>
+      <w:bookmarkStart w:id="0" w:name="_Toc243402263"/>
       <w:r>
         <w:lastRenderedPageBreak/>
         <w:t>1. ¿Qué es GeoMatriz 2D?</w:t>
@@ -1471,7 +1471,7 @@
       <w:pPr>
         <w:pStyle w:val="Ttulo1"/>
       </w:pPr>
-      <w:bookmarkStart w:id="1" w:name="_Toc243401712"/>
+      <w:bookmarkStart w:id="1" w:name="_Toc243402264"/>
       <w:r>
         <w:t>2. Requisitos</w:t>
       </w:r>
@@ -1774,7 +1774,7 @@
       <w:pPr>
         <w:pStyle w:val="Ttulo1"/>
       </w:pPr>
-      <w:bookmarkStart w:id="2" w:name="_Toc243401713"/>
+      <w:bookmarkStart w:id="2" w:name="_Toc243402265"/>
       <w:r>
         <w:t>3. Cómo abrir el programa</w:t>
       </w:r>
@@ -1801,7 +1801,7 @@
         <w:rPr>
           <w:i/>
         </w:rPr>
-        <w:t>[enlace al repositorio de GitHub — por completar]</w:t>
+        <w:t>https://github.com/zarabia123/COMPUTACION-GRAFICA</w:t>
       </w:r>
       <w:r>
         <w:t>).</w:t>
@@ -1927,7 +1927,7 @@
       <w:pPr>
         <w:pStyle w:val="Ttulo1"/>
       </w:pPr>
-      <w:bookmarkStart w:id="3" w:name="_Toc243401714"/>
+      <w:bookmarkStart w:id="3" w:name="_Toc243402266"/>
       <w:r>
         <w:lastRenderedPageBreak/>
         <w:t>4. Cómo usarlo, pantalla por pantalla</w:t>
@@ -1938,7 +1938,7 @@
       <w:pPr>
         <w:pStyle w:val="Ttulo2"/>
       </w:pPr>
-      <w:bookmarkStart w:id="4" w:name="_Toc243401715"/>
+      <w:bookmarkStart w:id="4" w:name="_Toc243402267"/>
       <w:r>
         <w:t>4.1 Partes de la pantalla</w:t>
       </w:r>
@@ -1979,7 +1979,7 @@
           <w:noProof/>
         </w:rPr>
         <w:drawing>
-          <wp:inline distT="0" distB="0" distL="0" distR="0" wp14:anchorId="51EB6DE7" wp14:editId="4FE422AA">
+          <wp:inline distT="0" distB="0" distL="0" distR="0" wp14:anchorId="2858221C" wp14:editId="5821596C">
             <wp:extent cx="5760000" cy="3600000"/>
             <wp:effectExtent l="0" t="0" r="0" b="0"/>
             <wp:docPr id="2" name="Picture 2"/>
@@ -2733,7 +2733,7 @@
       <w:pPr>
         <w:pStyle w:val="Ttulo2"/>
       </w:pPr>
-      <w:bookmarkStart w:id="5" w:name="_Toc243401716"/>
+      <w:bookmarkStart w:id="5" w:name="_Toc243402268"/>
       <w:r>
         <w:t>4.2 Dibujar una figura</w:t>
       </w:r>
@@ -2846,7 +2846,7 @@
           <w:noProof/>
         </w:rPr>
         <w:drawing>
-          <wp:inline distT="0" distB="0" distL="0" distR="0" wp14:anchorId="7E12B53C" wp14:editId="2EBFCB10">
+          <wp:inline distT="0" distB="0" distL="0" distR="0" wp14:anchorId="1270687E" wp14:editId="7D655E98">
             <wp:extent cx="4500000" cy="2812500"/>
             <wp:effectExtent l="0" t="0" r="0" b="0"/>
             <wp:docPr id="3" name="Picture 3"/>
@@ -2912,7 +2912,7 @@
       <w:pPr>
         <w:pStyle w:val="Ttulo2"/>
       </w:pPr>
-      <w:bookmarkStart w:id="6" w:name="_Toc243401717"/>
+      <w:bookmarkStart w:id="6" w:name="_Toc243402269"/>
       <w:r>
         <w:lastRenderedPageBreak/>
         <w:t>4.3 Editar los puntos</w:t>
@@ -2954,7 +2954,7 @@
           <w:noProof/>
         </w:rPr>
         <w:drawing>
-          <wp:inline distT="0" distB="0" distL="0" distR="0" wp14:anchorId="0EDDFFDB" wp14:editId="75AD1C45">
+          <wp:inline distT="0" distB="0" distL="0" distR="0" wp14:anchorId="34EAEF98" wp14:editId="33F67628">
             <wp:extent cx="2700000" cy="2890909"/>
             <wp:effectExtent l="0" t="0" r="0" b="0"/>
             <wp:docPr id="4" name="Picture 4"/>
@@ -3108,7 +3108,7 @@
           <w:noProof/>
         </w:rPr>
         <w:drawing>
-          <wp:inline distT="0" distB="0" distL="0" distR="0" wp14:anchorId="0D226740" wp14:editId="7BDFB02D">
+          <wp:inline distT="0" distB="0" distL="0" distR="0" wp14:anchorId="111FB181" wp14:editId="07E95498">
             <wp:extent cx="3420000" cy="2147826"/>
             <wp:effectExtent l="0" t="0" r="0" b="0"/>
             <wp:docPr id="5" name="Picture 5"/>
@@ -3166,7 +3166,7 @@
       <w:pPr>
         <w:pStyle w:val="Ttulo2"/>
       </w:pPr>
-      <w:bookmarkStart w:id="7" w:name="_Toc243401718"/>
+      <w:bookmarkStart w:id="7" w:name="_Toc243402270"/>
       <w:r>
         <w:t>4.4 Aplicar transformaciones</w:t>
       </w:r>
@@ -3207,7 +3207,7 @@
           <w:noProof/>
         </w:rPr>
         <w:drawing>
-          <wp:inline distT="0" distB="0" distL="0" distR="0" wp14:anchorId="4F76BBD0" wp14:editId="190FF202">
+          <wp:inline distT="0" distB="0" distL="0" distR="0" wp14:anchorId="1D5EFD93" wp14:editId="6032A646">
             <wp:extent cx="2160000" cy="4255842"/>
             <wp:effectExtent l="0" t="0" r="0" b="0"/>
             <wp:docPr id="6" name="Picture 6"/>
@@ -3314,7 +3314,7 @@
       <w:pPr>
         <w:pStyle w:val="Ttulo2"/>
       </w:pPr>
-      <w:bookmarkStart w:id="8" w:name="_Toc243401719"/>
+      <w:bookmarkStart w:id="8" w:name="_Toc243402271"/>
       <w:r>
         <w:t>4.5 Ver pasos y comparar el orden</w:t>
       </w:r>
@@ -3372,7 +3372,7 @@
           <w:noProof/>
         </w:rPr>
         <w:drawing>
-          <wp:inline distT="0" distB="0" distL="0" distR="0" wp14:anchorId="13C3E93B" wp14:editId="5DD7403E">
+          <wp:inline distT="0" distB="0" distL="0" distR="0" wp14:anchorId="1221BC46" wp14:editId="33409209">
             <wp:extent cx="3420000" cy="2147826"/>
             <wp:effectExtent l="0" t="0" r="0" b="0"/>
             <wp:docPr id="7" name="Picture 7"/>
@@ -3430,7 +3430,7 @@
       <w:pPr>
         <w:pStyle w:val="Ttulo2"/>
       </w:pPr>
-      <w:bookmarkStart w:id="9" w:name="_Toc243401720"/>
+      <w:bookmarkStart w:id="9" w:name="_Toc243402272"/>
       <w:r>
         <w:lastRenderedPageBreak/>
         <w:t>4.6 Leer los resultados</w:t>
@@ -3472,7 +3472,7 @@
           <w:noProof/>
         </w:rPr>
         <w:drawing>
-          <wp:inline distT="0" distB="0" distL="0" distR="0" wp14:anchorId="25C87320" wp14:editId="15F55BFC">
+          <wp:inline distT="0" distB="0" distL="0" distR="0" wp14:anchorId="4F2F3D7C" wp14:editId="62568C32">
             <wp:extent cx="5760000" cy="3510857"/>
             <wp:effectExtent l="0" t="0" r="0" b="0"/>
             <wp:docPr id="8" name="Picture 8"/>
@@ -3572,7 +3572,7 @@
       <w:pPr>
         <w:pStyle w:val="Ttulo2"/>
       </w:pPr>
-      <w:bookmarkStart w:id="10" w:name="_Toc243401721"/>
+      <w:bookmarkStart w:id="10" w:name="_Toc243402273"/>
       <w:r>
         <w:lastRenderedPageBreak/>
         <w:t>4.7 Guía, Ajustes y Exportar</w:t>
@@ -3614,7 +3614,7 @@
           <w:noProof/>
         </w:rPr>
         <w:drawing>
-          <wp:inline distT="0" distB="0" distL="0" distR="0" wp14:anchorId="00D67F5C" wp14:editId="3FE0915D">
+          <wp:inline distT="0" distB="0" distL="0" distR="0" wp14:anchorId="2D4D4550" wp14:editId="0868DE2A">
             <wp:extent cx="2700000" cy="1803082"/>
             <wp:effectExtent l="0" t="0" r="0" b="0"/>
             <wp:docPr id="9" name="Picture 9"/>
@@ -3703,7 +3703,7 @@
           <w:noProof/>
         </w:rPr>
         <w:drawing>
-          <wp:inline distT="0" distB="0" distL="0" distR="0" wp14:anchorId="25356552" wp14:editId="0C7CB323">
+          <wp:inline distT="0" distB="0" distL="0" distR="0" wp14:anchorId="3A1FAB67" wp14:editId="6BFF6675">
             <wp:extent cx="1980000" cy="1750571"/>
             <wp:effectExtent l="0" t="0" r="0" b="0"/>
             <wp:docPr id="10" name="Picture 10"/>
@@ -3803,7 +3803,7 @@
       <w:pPr>
         <w:pStyle w:val="Ttulo1"/>
       </w:pPr>
-      <w:bookmarkStart w:id="11" w:name="_Toc243401722"/>
+      <w:bookmarkStart w:id="11" w:name="_Toc243402274"/>
       <w:r>
         <w:t>5. Tabla de controles</w:t>
       </w:r>
@@ -4458,7 +4458,7 @@
       <w:pPr>
         <w:pStyle w:val="Ttulo1"/>
       </w:pPr>
-      <w:bookmarkStart w:id="12" w:name="_Toc243401723"/>
+      <w:bookmarkStart w:id="12" w:name="_Toc243402275"/>
       <w:r>
         <w:t>6. Ejemplo completo: girar y trasladar un triángulo</w:t>
       </w:r>
@@ -4644,7 +4644,7 @@
           <w:noProof/>
         </w:rPr>
         <w:drawing>
-          <wp:inline distT="0" distB="0" distL="0" distR="0" wp14:anchorId="26F10FF8" wp14:editId="08FE7729">
+          <wp:inline distT="0" distB="0" distL="0" distR="0" wp14:anchorId="400A80C1" wp14:editId="6DFA3577">
             <wp:extent cx="3960000" cy="2475000"/>
             <wp:effectExtent l="0" t="0" r="0" b="0"/>
             <wp:docPr id="11" name="Picture 11"/>
@@ -4702,7 +4702,7 @@
       <w:pPr>
         <w:pStyle w:val="Ttulo1"/>
       </w:pPr>
-      <w:bookmarkStart w:id="13" w:name="_Toc243401724"/>
+      <w:bookmarkStart w:id="13" w:name="_Toc243402276"/>
       <w:r>
         <w:t>7. Errores comunes y soluciones</w:t>
       </w:r>
@@ -5154,7 +5154,7 @@
           <w:noProof/>
         </w:rPr>
         <w:drawing>
-          <wp:inline distT="0" distB="0" distL="0" distR="0" wp14:anchorId="252E201C" wp14:editId="75929F32">
+          <wp:inline distT="0" distB="0" distL="0" distR="0" wp14:anchorId="32E20FC4" wp14:editId="25839DA8">
             <wp:extent cx="3960000" cy="2475000"/>
             <wp:effectExtent l="0" t="0" r="0" b="0"/>
             <wp:docPr id="12" name="Picture 12"/>
@@ -5212,7 +5212,7 @@
       <w:pPr>
         <w:pStyle w:val="Ttulo1"/>
       </w:pPr>
-      <w:bookmarkStart w:id="14" w:name="_Toc243401725"/>
+      <w:bookmarkStart w:id="14" w:name="_Toc243402277"/>
       <w:r>
         <w:t>8. Contacto</w:t>
       </w:r>
@@ -5730,31 +5730,31 @@
       </w:rPr>
     </w:lvl>
   </w:abstractNum>
-  <w:num w:numId="1" w16cid:durableId="1274089086">
+  <w:num w:numId="1" w16cid:durableId="1327125095">
     <w:abstractNumId w:val="8"/>
   </w:num>
-  <w:num w:numId="2" w16cid:durableId="1372610217">
+  <w:num w:numId="2" w16cid:durableId="473722746">
     <w:abstractNumId w:val="6"/>
   </w:num>
-  <w:num w:numId="3" w16cid:durableId="546719233">
+  <w:num w:numId="3" w16cid:durableId="1555005289">
     <w:abstractNumId w:val="5"/>
   </w:num>
-  <w:num w:numId="4" w16cid:durableId="1519469687">
+  <w:num w:numId="4" w16cid:durableId="1066146811">
     <w:abstractNumId w:val="4"/>
   </w:num>
-  <w:num w:numId="5" w16cid:durableId="513151196">
+  <w:num w:numId="5" w16cid:durableId="854852386">
     <w:abstractNumId w:val="7"/>
   </w:num>
-  <w:num w:numId="6" w16cid:durableId="85418175">
+  <w:num w:numId="6" w16cid:durableId="211699914">
     <w:abstractNumId w:val="3"/>
   </w:num>
-  <w:num w:numId="7" w16cid:durableId="1136412672">
+  <w:num w:numId="7" w16cid:durableId="365637802">
     <w:abstractNumId w:val="2"/>
   </w:num>
-  <w:num w:numId="8" w16cid:durableId="2015373035">
+  <w:num w:numId="8" w16cid:durableId="1736392306">
     <w:abstractNumId w:val="1"/>
   </w:num>
-  <w:num w:numId="9" w16cid:durableId="844906514">
+  <w:num w:numId="9" w16cid:durableId="1939752705">
     <w:abstractNumId w:val="0"/>
   </w:num>
 </w:numbering>
@@ -17143,7 +17143,7 @@
     <w:autoRedefine/>
     <w:uiPriority w:val="39"/>
     <w:unhideWhenUsed/>
-    <w:rsid w:val="00EF5250"/>
+    <w:rsid w:val="00504C1E"/>
     <w:pPr>
       <w:spacing w:after="100"/>
     </w:pPr>
@@ -17155,7 +17155,7 @@
     <w:autoRedefine/>
     <w:uiPriority w:val="39"/>
     <w:unhideWhenUsed/>
-    <w:rsid w:val="00EF5250"/>
+    <w:rsid w:val="00504C1E"/>
     <w:pPr>
       <w:spacing w:after="100"/>
       <w:ind w:left="240"/>
@@ -17166,7 +17166,7 @@
     <w:basedOn w:val="Fuentedeprrafopredeter"/>
     <w:uiPriority w:val="99"/>
     <w:unhideWhenUsed/>
-    <w:rsid w:val="00EF5250"/>
+    <w:rsid w:val="00504C1E"/>
     <w:rPr>
       <w:color w:val="0000FF" w:themeColor="hyperlink"/>
       <w:u w:val="single"/>
